--- a/Week 8/Project 5/Ravenstack_Churn_Prediction.docx
+++ b/Week 8/Project 5/Ravenstack_Churn_Prediction.docx
@@ -224,10 +224,13 @@
         <w:spacing w:after="120" w:line="300" w:lineRule="auto"/>
       </w:pPr>
       <w:r>
-        <w:t>Ravenstack is</w:t>
-      </w:r>
-      <w:r>
-        <w:t xml:space="preserve"> a small B2B software company (10 to 50 staff) and wants to know whether AI is worth the money and the trust. The strongest fit for a company this size is churn prediction with early-warning alerts. It uses data the company already has, costs little to test, and has a clear way to show its reasoning to non-technical staff.</w:t>
+        <w:t>Ravenstack is a small B2B software company (</w:t>
+      </w:r>
+      <w:r>
+        <w:t>200</w:t>
+      </w:r>
+      <w:r>
+        <w:t xml:space="preserve"> staff) and wants to know whether AI is worth the money and the trust. The strongest fit for a company this size is churn prediction with early-warning alerts. It uses data the company already has, costs little to test, and has a clear way to show its reasoning to non-technical staff.</w:t>
       </w:r>
     </w:p>
     <w:p>
@@ -267,15 +270,25 @@
         <w:spacing w:after="120" w:line="300" w:lineRule="auto"/>
       </w:pPr>
       <w:r>
-        <w:t>Company size: small, 10 to 50 employees. The team likely sits between $1M and $10M in annual recurring revenue (ARR), with somewhere between 200 and 2,000 paying customers. Roles are blended: founders still sell, engineers still answer support, and one or two people cover customer success.</w:t>
-      </w:r>
-    </w:p>
-    <w:p>
-      <w:pPr>
-        <w:spacing w:after="120" w:line="300" w:lineRule="auto"/>
-      </w:pPr>
-      <w:r>
-        <w:t>This sizing matters because AI options differ sharply by company stage. A 30-person SaaS firm cannot afford a $50,000 enterprise retention platform, and probably doesn't need one.</w:t>
+        <w:t xml:space="preserve">Company size: small, </w:t>
+      </w:r>
+      <w:r>
+        <w:t>200</w:t>
+      </w:r>
+      <w:r>
+        <w:t xml:space="preserve"> employees. The team likely sits between $1</w:t>
+      </w:r>
+      <w:r>
+        <w:t>0</w:t>
+      </w:r>
+      <w:r>
+        <w:t>M and $</w:t>
+      </w:r>
+      <w:r>
+        <w:t>7</w:t>
+      </w:r>
+      <w:r>
+        <w:t>0M in annual recurring revenue (ARR), with somewhere between 200 and 2,000 paying customers. Roles are blended: founders still sell, engineers still answer support, and one or two people cover customer success.</w:t>
       </w:r>
     </w:p>
     <w:p>
@@ -355,42 +368,37 @@
       </w:r>
     </w:p>
     <w:p>
-      <w:r>
-        <w:br w:type="page"/>
-      </w:r>
-    </w:p>
-    <w:p>
       <w:pPr>
         <w:pStyle w:val="Heading2"/>
       </w:pPr>
       <w:r>
+        <w:t>Pain points</w:t>
+      </w:r>
+    </w:p>
+    <w:p>
+      <w:pPr>
+        <w:pStyle w:val="ListParagraph"/>
+        <w:numPr>
+          <w:ilvl w:val="0"/>
+          <w:numId w:val="2"/>
+        </w:numPr>
+        <w:spacing w:after="80" w:line="300" w:lineRule="auto"/>
+      </w:pPr>
+      <w:r>
+        <w:t>Churn is invisible until cancellation. Customers stop logging in, then cancel two months later, with no early signal.</w:t>
+      </w:r>
+    </w:p>
+    <w:p>
+      <w:pPr>
+        <w:pStyle w:val="ListParagraph"/>
+        <w:numPr>
+          <w:ilvl w:val="0"/>
+          <w:numId w:val="2"/>
+        </w:numPr>
+        <w:spacing w:after="80" w:line="300" w:lineRule="auto"/>
+      </w:pPr>
+      <w:r>
         <w:lastRenderedPageBreak/>
-        <w:t>Pain points</w:t>
-      </w:r>
-    </w:p>
-    <w:p>
-      <w:pPr>
-        <w:pStyle w:val="ListParagraph"/>
-        <w:numPr>
-          <w:ilvl w:val="0"/>
-          <w:numId w:val="2"/>
-        </w:numPr>
-        <w:spacing w:after="80" w:line="300" w:lineRule="auto"/>
-      </w:pPr>
-      <w:r>
-        <w:t>Churn is invisible until cancellation. Customers stop logging in, then cancel two months later, with no early signal.</w:t>
-      </w:r>
-    </w:p>
-    <w:p>
-      <w:pPr>
-        <w:pStyle w:val="ListParagraph"/>
-        <w:numPr>
-          <w:ilvl w:val="0"/>
-          <w:numId w:val="2"/>
-        </w:numPr>
-        <w:spacing w:after="80" w:line="300" w:lineRule="auto"/>
-      </w:pPr>
-      <w:r>
         <w:t>Customer success triages by gut feel and recency, missing quiet customers who silently disengage.</w:t>
       </w:r>
     </w:p>
@@ -3487,7 +3495,35 @@
                 <w:sz w:val="20"/>
                 <w:szCs w:val="20"/>
               </w:rPr>
-              <w:t>A 10-to-50 person company cannot dedicate a machine learning engineer.</w:t>
+              <w:t xml:space="preserve">A </w:t>
+            </w:r>
+            <w:r>
+              <w:rPr>
+                <w:sz w:val="20"/>
+                <w:szCs w:val="20"/>
+              </w:rPr>
+              <w:t>200</w:t>
+            </w:r>
+            <w:r>
+              <w:rPr>
+                <w:sz w:val="20"/>
+                <w:szCs w:val="20"/>
+              </w:rPr>
+              <w:t xml:space="preserve"> person company </w:t>
+            </w:r>
+            <w:r>
+              <w:rPr>
+                <w:sz w:val="20"/>
+                <w:szCs w:val="20"/>
+              </w:rPr>
+              <w:t xml:space="preserve">often </w:t>
+            </w:r>
+            <w:r>
+              <w:rPr>
+                <w:sz w:val="20"/>
+                <w:szCs w:val="20"/>
+              </w:rPr>
+              <w:t>cannot dedicate a machine learning engineer.</w:t>
             </w:r>
           </w:p>
         </w:tc>
@@ -3815,7 +3851,13 @@
         <w:spacing w:after="120" w:line="300" w:lineRule="auto"/>
       </w:pPr>
       <w:r>
-        <w:t>Five candidate use cases for a small software company, ranked by fit for a 10-to-50 person team.</w:t>
+        <w:t xml:space="preserve">Five candidate use cases for a small software company, ranked by fit for a </w:t>
+      </w:r>
+      <w:r>
+        <w:t>200</w:t>
+      </w:r>
+      <w:r>
+        <w:t xml:space="preserve"> person team.</w:t>
       </w:r>
     </w:p>
     <w:p>
@@ -4474,20 +4516,20 @@
         <w:pStyle w:val="Heading2"/>
       </w:pPr>
       <w:r>
+        <w:t>Why this use case wins</w:t>
+      </w:r>
+    </w:p>
+    <w:p>
+      <w:pPr>
+        <w:pStyle w:val="ListParagraph"/>
+        <w:numPr>
+          <w:ilvl w:val="0"/>
+          <w:numId w:val="2"/>
+        </w:numPr>
+        <w:spacing w:after="80" w:line="300" w:lineRule="auto"/>
+      </w:pPr>
+      <w:r>
         <w:lastRenderedPageBreak/>
-        <w:t>Why this use case wins</w:t>
-      </w:r>
-    </w:p>
-    <w:p>
-      <w:pPr>
-        <w:pStyle w:val="ListParagraph"/>
-        <w:numPr>
-          <w:ilvl w:val="0"/>
-          <w:numId w:val="2"/>
-        </w:numPr>
-        <w:spacing w:after="80" w:line="300" w:lineRule="auto"/>
-      </w:pPr>
-      <w:r>
         <w:t>Money is at stake. Retaining one $20K customer pays for several months of pilot cost.</w:t>
       </w:r>
     </w:p>
@@ -4514,7 +4556,13 @@
         <w:spacing w:after="80" w:line="300" w:lineRule="auto"/>
       </w:pPr>
       <w:r>
-        <w:t>A 10-to-50 person team can act on 20 ranked alerts a week. They can't act on 500.</w:t>
+        <w:t xml:space="preserve">A </w:t>
+      </w:r>
+      <w:r>
+        <w:t>200</w:t>
+      </w:r>
+      <w:r>
+        <w:t xml:space="preserve"> person team can act on 20 ranked alerts a week. They can't act on 500.</w:t>
       </w:r>
     </w:p>
     <w:p>

--- a/Week 8/Project 5/Ravenstack_Churn_Prediction.docx
+++ b/Week 8/Project 5/Ravenstack_Churn_Prediction.docx
@@ -115,7 +115,19 @@
         <w:rPr>
           <w:color w:val="808080"/>
         </w:rPr>
-        <w:t>Prepared for Chleo, CEO of small B2B SaaS company  |  June 2026</w:t>
+        <w:t xml:space="preserve">Prepared for </w:t>
+      </w:r>
+      <w:r>
+        <w:rPr>
+          <w:color w:val="808080"/>
+        </w:rPr>
+        <w:t>Cleo</w:t>
+      </w:r>
+      <w:r>
+        <w:rPr>
+          <w:color w:val="808080"/>
+        </w:rPr>
+        <w:t>, CEO of small B2B SaaS company  |  June 2026</w:t>
       </w:r>
       <w:r>
         <w:rPr>
@@ -321,7 +333,14 @@
           <w:b/>
           <w:bCs/>
         </w:rPr>
-        <w:t xml:space="preserve">Chleo (CEO): </w:t>
+        <w:t>Cleo</w:t>
+      </w:r>
+      <w:r>
+        <w:rPr>
+          <w:b/>
+          <w:bCs/>
+        </w:rPr>
+        <w:t xml:space="preserve"> (CEO): </w:t>
       </w:r>
       <w:r>
         <w:t>wants revenue predictability and a story she can defend to investors. Worried that AI is a black box she can't explain to her own customers.</w:t>
@@ -1487,7 +1506,10 @@
         <w:spacing w:after="120" w:line="300" w:lineRule="auto"/>
       </w:pPr>
       <w:r>
-        <w:t>Chleo’s team exported customer data from Ravenstack’s production systems as five linked CSV files covering January 2023 to December 2024.</w:t>
+        <w:t>Cleo</w:t>
+      </w:r>
+      <w:r>
+        <w:t>’s team exported customer data from Ravenstack’s production systems as five linked CSV files covering January 2023 to December 2024.</w:t>
       </w:r>
     </w:p>
     <w:tbl>
@@ -2156,7 +2178,13 @@
         <w:spacing w:after="120" w:line="300" w:lineRule="auto"/>
       </w:pPr>
       <w:r>
-        <w:t>Two things to flag honestly to Chleo before drawing conclusions:</w:t>
+        <w:t xml:space="preserve">Two things to flag honestly to </w:t>
+      </w:r>
+      <w:r>
+        <w:t>Cleo</w:t>
+      </w:r>
+      <w:r>
+        <w:t xml:space="preserve"> before drawing conclusions:</w:t>
       </w:r>
     </w:p>
     <w:p>
@@ -2246,7 +2274,13 @@
         <w:spacing w:after="80" w:line="300" w:lineRule="auto"/>
       </w:pPr>
       <w:r>
-        <w:t>Documented every claim with its source so I can defend it to Chleo.</w:t>
+        <w:t xml:space="preserve">Documented every claim with its source so I can defend it to </w:t>
+      </w:r>
+      <w:r>
+        <w:t>Cleo</w:t>
+      </w:r>
+      <w:r>
+        <w:t>.</w:t>
       </w:r>
     </w:p>
     <w:p>
@@ -4456,7 +4490,13 @@
         <w:spacing w:after="120" w:line="300" w:lineRule="auto"/>
       </w:pPr>
       <w:r>
-        <w:t>This is the use case I recommend Chleo run a pilot on. The mechanics:</w:t>
+        <w:t xml:space="preserve">This is the use case I recommend </w:t>
+      </w:r>
+      <w:r>
+        <w:t>Cleo</w:t>
+      </w:r>
+      <w:r>
+        <w:t xml:space="preserve"> run a pilot on. The mechanics:</w:t>
       </w:r>
     </w:p>
     <w:p>
@@ -4575,7 +4615,13 @@
         <w:spacing w:after="80" w:line="300" w:lineRule="auto"/>
       </w:pPr>
       <w:r>
-        <w:t>Logistic regression and feature importance give Chleo something to show: "This account was flagged because its login count dropped 70% and it stopped using feature X."</w:t>
+        <w:t xml:space="preserve">Logistic regression and feature importance give </w:t>
+      </w:r>
+      <w:r>
+        <w:t>Cleo</w:t>
+      </w:r>
+      <w:r>
+        <w:t xml:space="preserve"> something to show: "This account was flagged because its login count dropped 70% and it stopped using feature X."</w:t>
       </w:r>
     </w:p>
     <w:p>
@@ -4877,7 +4923,10 @@
         <w:spacing w:after="120" w:line="300" w:lineRule="auto"/>
       </w:pPr>
       <w:r>
-        <w:t>Chleo is right to be skeptical. AI sales pitches in 2026 promise far more than they deliver, especially for small companies. Here's what the evidence supports and what's still hype.</w:t>
+        <w:t>Cleo</w:t>
+      </w:r>
+      <w:r>
+        <w:t xml:space="preserve"> is right to be skeptical. AI sales pitches in 2026 promise far more than they deliver, especially for small companies. Here's what the evidence supports and what's still hype.</w:t>
       </w:r>
     </w:p>
     <w:p>
@@ -5048,7 +5097,10 @@
         <w:spacing w:after="120" w:line="300" w:lineRule="auto"/>
       </w:pPr>
       <w:r>
-        <w:t>Chleo should not buy a vendor platform. She should fund a 6-week internal pilot. Here's the logic:</w:t>
+        <w:t>Cleo</w:t>
+      </w:r>
+      <w:r>
+        <w:t xml:space="preserve"> should not buy a vendor platform. She should fund a 6-week internal pilot. Here's the logic:</w:t>
       </w:r>
     </w:p>
     <w:p>
@@ -5358,7 +5410,13 @@
       </w:pPr>
       <w:r>
         <w:lastRenderedPageBreak/>
-        <w:t>Build a Power BI dashboard for Chleo and the CS lead.</w:t>
+        <w:t xml:space="preserve">Build a Power BI dashboard for </w:t>
+      </w:r>
+      <w:r>
+        <w:t>Cleo</w:t>
+      </w:r>
+      <w:r>
+        <w:t xml:space="preserve"> and the CS lead.</w:t>
       </w:r>
     </w:p>
     <w:p>
@@ -5471,7 +5529,13 @@
         <w:t xml:space="preserve">Deliverable: </w:t>
       </w:r>
       <w:r>
-        <w:t>quarterly review document for Chleo.</w:t>
+        <w:t xml:space="preserve">quarterly review document for </w:t>
+      </w:r>
+      <w:r>
+        <w:t>Cleo</w:t>
+      </w:r>
+      <w:r>
+        <w:t>.</w:t>
       </w:r>
     </w:p>
     <w:p>

--- a/Week 8/Project 5/Ravenstack_Churn_Prediction.docx
+++ b/Week 8/Project 5/Ravenstack_Churn_Prediction.docx
@@ -158,6 +158,15 @@
     <w:p>
       <w:pPr>
         <w:spacing w:after="480"/>
+        <w:jc w:val="center"/>
+        <w:rPr>
+          <w:color w:val="808080"/>
+        </w:rPr>
+      </w:pPr>
+    </w:p>
+    <w:p>
+      <w:pPr>
+        <w:spacing w:after="480"/>
       </w:pPr>
     </w:p>
     <w:p>
@@ -250,7 +259,13 @@
         <w:spacing w:after="120" w:line="300" w:lineRule="auto"/>
       </w:pPr>
       <w:r>
-        <w:t>Recommendation: run a 6-week pilot. Estimated upfront cost is $8,000 to $12,000, with monthly running costs of $1,300 to $2,700. Total time from kickoff to live alerts is 10 to 14 weeks. If the pilot shows the model can rank at-risk accounts better than a simple rule-based health score, the company moves to a monthly retraining cadence. If not, the company ships the rules and skips the ML model, having spent under $15,000.</w:t>
+        <w:t>Recommendation: run a 6-</w:t>
+      </w:r>
+      <w:r>
+        <w:t>months</w:t>
+      </w:r>
+      <w:r>
+        <w:t xml:space="preserve"> pilot. Estimated upfront cost is $8,000 to $12,000, with monthly running costs of $1,300 to $2,700. If the pilot shows the model can rank at-risk accounts better than a simple rule-based health score, the company moves to a monthly retraining cadence. If not, the company ships the rules and skips the ML model, having spent under $15,000.</w:t>
       </w:r>
     </w:p>
     <w:p>
@@ -333,14 +348,7 @@
           <w:b/>
           <w:bCs/>
         </w:rPr>
-        <w:t>Cleo</w:t>
-      </w:r>
-      <w:r>
-        <w:rPr>
-          <w:b/>
-          <w:bCs/>
-        </w:rPr>
-        <w:t xml:space="preserve"> (CEO): </w:t>
+        <w:t xml:space="preserve">Cleo (CEO): </w:t>
       </w:r>
       <w:r>
         <w:t>wants revenue predictability and a story she can defend to investors. Worried that AI is a black box she can't explain to her own customers.</w:t>
@@ -1506,10 +1514,7 @@
         <w:spacing w:after="120" w:line="300" w:lineRule="auto"/>
       </w:pPr>
       <w:r>
-        <w:t>Cleo</w:t>
-      </w:r>
-      <w:r>
-        <w:t>’s team exported customer data from Ravenstack’s production systems as five linked CSV files covering January 2023 to December 2024.</w:t>
+        <w:t>Cleo’s team exported customer data from Ravenstack’s production systems as five linked CSV files covering January 2023 to December 2024.</w:t>
       </w:r>
     </w:p>
     <w:tbl>
@@ -4923,10 +4928,7 @@
         <w:spacing w:after="120" w:line="300" w:lineRule="auto"/>
       </w:pPr>
       <w:r>
-        <w:t>Cleo</w:t>
-      </w:r>
-      <w:r>
-        <w:t xml:space="preserve"> is right to be skeptical. AI sales pitches in 2026 promise far more than they deliver, especially for small companies. Here's what the evidence supports and what's still hype.</w:t>
+        <w:t>Cleo is right to be skeptical. AI sales pitches in 2026 promise far more than they deliver, especially for small companies. Here's what the evidence supports and what's still hype.</w:t>
       </w:r>
     </w:p>
     <w:p>
@@ -5097,10 +5099,7 @@
         <w:spacing w:after="120" w:line="300" w:lineRule="auto"/>
       </w:pPr>
       <w:r>
-        <w:t>Cleo</w:t>
-      </w:r>
-      <w:r>
-        <w:t xml:space="preserve"> should not buy a vendor platform. She should fund a 6-week internal pilot. Here's the logic:</w:t>
+        <w:t>Cleo should not buy a vendor platform. She should fund a 6-week internal pilot. Here's the logic:</w:t>
       </w:r>
     </w:p>
     <w:p>
@@ -5210,7 +5209,13 @@
         <w:pStyle w:val="Heading3"/>
       </w:pPr>
       <w:r>
-        <w:t>Phase 1: Discovery validation (2 weeks)</w:t>
+        <w:t>Phase 1: Discovery validation (</w:t>
+      </w:r>
+      <w:r>
+        <w:t>4-6</w:t>
+      </w:r>
+      <w:r>
+        <w:t xml:space="preserve"> weeks)</w:t>
       </w:r>
     </w:p>
     <w:p>
@@ -5290,7 +5295,13 @@
         <w:pStyle w:val="Heading3"/>
       </w:pPr>
       <w:r>
-        <w:t>Phase 2: Pilot model (4 weeks)</w:t>
+        <w:t>Phase 2: Pilot model (</w:t>
+      </w:r>
+      <w:r>
+        <w:t>8-12</w:t>
+      </w:r>
+      <w:r>
+        <w:t xml:space="preserve"> weeks)</w:t>
       </w:r>
     </w:p>
     <w:p>
@@ -5383,7 +5394,13 @@
         <w:pStyle w:val="Heading3"/>
       </w:pPr>
       <w:r>
-        <w:t>Phase 3: Integration (4 weeks)</w:t>
+        <w:t>Phase 3: Integration (</w:t>
+      </w:r>
+      <w:r>
+        <w:t>8-12</w:t>
+      </w:r>
+      <w:r>
+        <w:t xml:space="preserve"> weeks)</w:t>
       </w:r>
     </w:p>
     <w:p>
@@ -5529,13 +5546,7 @@
         <w:t xml:space="preserve">Deliverable: </w:t>
       </w:r>
       <w:r>
-        <w:t xml:space="preserve">quarterly review document for </w:t>
-      </w:r>
-      <w:r>
-        <w:t>Cleo</w:t>
-      </w:r>
-      <w:r>
-        <w:t>.</w:t>
+        <w:t>quarterly review document.</w:t>
       </w:r>
     </w:p>
     <w:p>
@@ -6304,22 +6315,6 @@
     </w:tbl>
     <w:p>
       <w:pPr>
-        <w:pStyle w:val="Heading2"/>
-      </w:pPr>
-      <w:r>
-        <w:t>Timeline</w:t>
-      </w:r>
-    </w:p>
-    <w:p>
-      <w:pPr>
-        <w:spacing w:after="120" w:line="300" w:lineRule="auto"/>
-      </w:pPr>
-      <w:r>
-        <w:t>10 to 14 weeks from kickoff to live alerts. Phase 1 takes 2 weeks, Phase 2 takes 4 weeks, Phase 3 takes 4 weeks, with 2 to 4 weeks of buffer for data engineering surprises.</w:t>
-      </w:r>
-    </w:p>
-    <w:p>
-      <w:pPr>
         <w:rPr>
           <w:b/>
           <w:bCs/>
@@ -6351,19 +6346,6 @@
         <w:spacing w:after="80" w:line="300" w:lineRule="auto"/>
       </w:pPr>
       <w:r>
-        <w:t>The company has at least 200 active customers and 30 or more historical churn events. Below that, switch to heuristics.</w:t>
-      </w:r>
-    </w:p>
-    <w:p>
-      <w:pPr>
-        <w:pStyle w:val="ListParagraph"/>
-        <w:numPr>
-          <w:ilvl w:val="0"/>
-          <w:numId w:val="2"/>
-        </w:numPr>
-        <w:spacing w:after="80" w:line="300" w:lineRule="auto"/>
-      </w:pPr>
-      <w:r>
         <w:t>Customer data is centralized enough to extract in 2 weeks. If data sits in 5 different SaaS tools with no shared customer ID, add 2 to 4 weeks.</w:t>
       </w:r>
     </w:p>
@@ -6437,7 +6419,7 @@
         <w:spacing w:after="80" w:line="300" w:lineRule="auto"/>
       </w:pPr>
       <w:r>
-        <w:t>Developer cost estimates use European mid-market rates of $80 to $120 per hour. Adjust for US (multiply by 1.3) or contractor markets.</w:t>
+        <w:t xml:space="preserve">Developer cost estimates use European mid-market rates of $80 to $120 per hour. </w:t>
       </w:r>
     </w:p>
     <w:p>

--- a/Week 8/Project 5/Ravenstack_Churn_Prediction.docx
+++ b/Week 8/Project 5/Ravenstack_Churn_Prediction.docx
@@ -303,7 +303,10 @@
         <w:t>200</w:t>
       </w:r>
       <w:r>
-        <w:t xml:space="preserve"> employees. The team likely sits between $1</w:t>
+        <w:t xml:space="preserve"> employees. The team likely sits between $</w:t>
+      </w:r>
+      <w:r>
+        <w:t>4</w:t>
       </w:r>
       <w:r>
         <w:t>0</w:t>
@@ -312,7 +315,7 @@
         <w:t>M and $</w:t>
       </w:r>
       <w:r>
-        <w:t>7</w:t>
+        <w:t>8</w:t>
       </w:r>
       <w:r>
         <w:t>0M in annual recurring revenue (ARR), with somewhere between 200 and 2,000 paying customers. Roles are blended: founders still sell, engineers still answer support, and one or two people cover customer success.</w:t>
